--- a/游戏的规则与操作教程.docx
+++ b/游戏的规则与操作教程.docx
@@ -1,5 +1,42 @@
 
-<file path=word/document.xml><?xml version="1.0" encoding="utf-8"?>
+<file path=docProps\app.xml><?xml version="1.0" encoding="utf-8"?>
+<Properties xmlns="http://schemas.openxmlformats.org/officeDocument/2006/extended-properties" xmlns:vt="http://schemas.openxmlformats.org/officeDocument/2006/docPropsVTypes">
+  <Pages>12</Pages>
+  <Words>4574</Words>
+  <Characters>5619</Characters>
+  <TotalTime>1</TotalTime>
+  <ScaleCrop>false</ScaleCrop>
+  <LinksUpToDate>false</LinksUpToDate>
+  <CharactersWithSpaces>6355</CharactersWithSpaces>
+  <Application>WPS Office_12.1.0.26895_F1E327BC-269C-435d-A152-05C5408002CA</Application>
+</Properties>
+</file>
+
+<file path=docProps\core.xml><?xml version="1.0" encoding="utf-8"?>
+<cp:coreProperties xmlns:cp="http://schemas.openxmlformats.org/package/2006/metadata/core-properties" xmlns:dc="http://purl.org/dc/elements/1.1/" xmlns:dcterms="http://purl.org/dc/terms/" xmlns:dcmitype="http://purl.org/dc/dcmitype/" xmlns:xsi="http://www.w3.org/2001/XMLSchema-instance">
+  <dcterms:created xsi:type="dcterms:W3CDTF">2026-08-03T14:48:00Z</dcterms:created>
+  <dc:creator>Un-named</dc:creator>
+  <cp:lastModifiedBy>test</cp:lastModifiedBy>
+  <dcterms:modified xsi:type="dcterms:W3CDTF">2026-08-04T03:15:01Z</dcterms:modified>
+  <cp:revision>1</cp:revision>
+</cp:coreProperties>
+</file>
+
+<file path=docProps\custom.xml><?xml version="1.0" encoding="utf-8"?>
+<Properties xmlns="http://schemas.openxmlformats.org/officeDocument/2006/custom-properties" xmlns:vt="http://schemas.openxmlformats.org/officeDocument/2006/docPropsVTypes">
+  <property fmtid="{D5CDD505-2E9C-101B-9397-08002B2CF9AE}" pid="2" name="KSOTemplateDocerSaveRecord">
+    <vt:lpwstr>eyJoZGlkIjoiZGE2ZTM5N2I3NTlkNWE4MmFkZmVlOTQ2NGYwMDliNWYiLCJ1c2VySWQiOiI5NTkzOTkzOTcifQ==</vt:lpwstr>
+  </property>
+  <property fmtid="{D5CDD505-2E9C-101B-9397-08002B2CF9AE}" pid="3" name="KSOProductBuildVer">
+    <vt:lpwstr>2052-12.1.0.26895</vt:lpwstr>
+  </property>
+  <property fmtid="{D5CDD505-2E9C-101B-9397-08002B2CF9AE}" pid="4" name="ICV">
+    <vt:lpwstr>00405FE94D80465CA28C89C7E349E559_12</vt:lpwstr>
+  </property>
+</Properties>
+</file>
+
+<file path=word\document.xml><?xml version="1.0" encoding="utf-8"?>
 <w:document xmlns:wpc="http://schemas.microsoft.com/office/word/2010/wordprocessingCanvas" xmlns:mc="http://schemas.openxmlformats.org/markup-compatibility/2006" xmlns:o="urn:schemas-microsoft-com:office:office" xmlns:r="http://schemas.openxmlformats.org/officeDocument/2006/relationships" xmlns:m="http://schemas.openxmlformats.org/officeDocument/2006/math" xmlns:v="urn:schemas-microsoft-com:vml" xmlns:wp14="http://schemas.microsoft.com/office/word/2010/wordprocessingDrawing" xmlns:wp="http://schemas.openxmlformats.org/drawingml/2006/wordprocessingDrawing" xmlns:w="http://schemas.openxmlformats.org/wordprocessingml/2006/main" xmlns:w14="http://schemas.microsoft.com/office/word/2010/wordml" xmlns:w10="urn:schemas-microsoft-com:office:word" xmlns:w15="http://schemas.microsoft.com/office/word/2012/wordml" xmlns:wpg="http://schemas.microsoft.com/office/word/2010/wordprocessingGroup" xmlns:wpi="http://schemas.microsoft.com/office/word/2010/wordprocessingInk" xmlns:wne="http://schemas.microsoft.com/office/word/2006/wordml" xmlns:wps="http://schemas.microsoft.com/office/word/2010/wordprocessingShape" xmlns:wpsCustomData="http://www.wps.cn/officeDocument/2013/wpsCustomData" mc:Ignorable="w14 w15 wp14">
   <w:body>
     <w:p>
@@ -4928,6 +4965,101 @@
     </w:p>
     <w:p>
       <w:pPr>
+        <w:pStyle w:val="16"/>
+        <w:numPr>
+          <w:ilvl w:val="0"/>
+          <w:numId w:val="1"/>
+        </w:numPr>
+        <w:spacing w:after="70" w:line="300" w:lineRule="auto"/>
+      </w:pPr>
+      <w:r>
+        <w:rPr>
+          <w:rFonts w:ascii="微软雅黑" w:hAnsi="微软雅黑" w:eastAsia="微软雅黑" w:cs="微软雅黑"/>
+          <w:color w:val="1F2937"/>
+          <w:sz w:val="21"/>
+          <w:szCs w:val="21"/>
+        </w:rPr>
+        <w:t>积分排行（ELO）：联机对战采用国际标准 ELO 积分制，每位玩家初始 1200 分。</w:t>
+      </w:r>
+    </w:p>
+    <w:p>
+      <w:pPr>
+        <w:pStyle w:val="16"/>
+        <w:numPr>
+          <w:ilvl w:val="1"/>
+          <w:numId w:val="1"/>
+        </w:numPr>
+        <w:spacing w:after="70" w:line="300" w:lineRule="auto"/>
+      </w:pPr>
+      <w:r>
+        <w:rPr>
+          <w:rFonts w:ascii="微软雅黑" w:hAnsi="微软雅黑" w:eastAsia="微软雅黑" w:cs="微软雅黑"/>
+          <w:color w:val="1F2937"/>
+          <w:sz w:val="21"/>
+          <w:szCs w:val="21"/>
+        </w:rPr>
+        <w:t>开局前播放「昵称（ELO分数）VS 昵称（ELO分数）」的 3-2-1 倒计时开场动画。</w:t>
+      </w:r>
+    </w:p>
+    <w:p>
+      <w:pPr>
+        <w:pStyle w:val="16"/>
+        <w:numPr>
+          <w:ilvl w:val="1"/>
+          <w:numId w:val="1"/>
+        </w:numPr>
+        <w:spacing w:after="70" w:line="300" w:lineRule="auto"/>
+      </w:pPr>
+      <w:r>
+        <w:rPr>
+          <w:rFonts w:ascii="微软雅黑" w:hAnsi="微软雅黑" w:eastAsia="微软雅黑" w:cs="微软雅黑"/>
+          <w:color w:val="1F2937"/>
+          <w:sz w:val="21"/>
+          <w:szCs w:val="21"/>
+        </w:rPr>
+        <w:t>每局结束由房主上报双方结果，服务器按 ELO 公式计算新积分：胜方加分、负方扣分；分差越大，弱方获胜或强方落败时变化越明显；平局小幅微调（单局约 ±32 分）。</w:t>
+      </w:r>
+    </w:p>
+    <w:p>
+      <w:pPr>
+        <w:pStyle w:val="16"/>
+        <w:numPr>
+          <w:ilvl w:val="1"/>
+          <w:numId w:val="1"/>
+        </w:numPr>
+        <w:spacing w:after="70" w:line="300" w:lineRule="auto"/>
+      </w:pPr>
+      <w:r>
+        <w:rPr>
+          <w:rFonts w:ascii="微软雅黑" w:hAnsi="微软雅黑" w:eastAsia="微软雅黑" w:cs="微软雅黑"/>
+          <w:color w:val="1F2937"/>
+          <w:sz w:val="21"/>
+          <w:szCs w:val="21"/>
+        </w:rPr>
+        <w:t>中途退出（含掉线）判负：主动退出或掉线方本局计负并扣除 ELO，对手计胜。</w:t>
+      </w:r>
+    </w:p>
+    <w:p>
+      <w:pPr>
+        <w:pStyle w:val="16"/>
+        <w:numPr>
+          <w:ilvl w:val="1"/>
+          <w:numId w:val="1"/>
+        </w:numPr>
+        <w:spacing w:after="70" w:line="300" w:lineRule="auto"/>
+      </w:pPr>
+      <w:r>
+        <w:rPr>
+          <w:rFonts w:ascii="微软雅黑" w:hAnsi="微软雅黑" w:eastAsia="微软雅黑" w:cs="微软雅黑"/>
+          <w:color w:val="1F2937"/>
+          <w:sz w:val="21"/>
+          <w:szCs w:val="21"/>
+        </w:rPr>
+        <w:t>排行榜：主菜单右上角「榜」按钮可查看 ELO 榜（含胜负平场次与个人排名）以及闯关 LR∑ 榜、竞速 TT∑ 榜。</w:t>
+      </w:r>
+    </w:p>
+    <w:p>
+      <w:pPr>
         <w:spacing w:before="360" w:after="160"/>
       </w:pPr>
       <w:r>
@@ -6456,7 +6588,75 @@
 </w:document>
 </file>
 
-<file path=word/footer1.xml><?xml version="1.0" encoding="utf-8"?>
+<file path=word\fontTable.xml><?xml version="1.0" encoding="utf-8"?>
+<w:fonts xmlns:mc="http://schemas.openxmlformats.org/markup-compatibility/2006" xmlns:r="http://schemas.openxmlformats.org/officeDocument/2006/relationships" xmlns:w="http://schemas.openxmlformats.org/wordprocessingml/2006/main" xmlns:w14="http://schemas.microsoft.com/office/word/2010/wordml" mc:Ignorable="w14">
+  <w:font w:name="Times New Roman">
+    <w:panose1 w:val="02020603050405020304"/>
+    <w:charset w:val="00"/>
+    <w:family w:val="roman"/>
+    <w:pitch w:val="variable"/>
+    <w:sig w:usb0="20007A87" w:usb1="80000000" w:usb2="00000008" w:usb3="00000000" w:csb0="000001FF" w:csb1="00000000"/>
+  </w:font>
+  <w:font w:name="宋体">
+    <w:panose1 w:val="02010600030101010101"/>
+    <w:charset w:val="86"/>
+    <w:family w:val="auto"/>
+    <w:pitch w:val="default"/>
+    <w:sig w:usb0="00000203" w:usb1="288F0000" w:usb2="00000006" w:usb3="00000000" w:csb0="00040001" w:csb1="00000000"/>
+  </w:font>
+  <w:font w:name="Wingdings">
+    <w:panose1 w:val="05000000000000000000"/>
+    <w:charset w:val="02"/>
+    <w:family w:val="auto"/>
+    <w:pitch w:val="default"/>
+    <w:sig w:usb0="00000000" w:usb1="00000000" w:usb2="00000000" w:usb3="00000000" w:csb0="80000000" w:csb1="00000000"/>
+  </w:font>
+  <w:font w:name="Arial">
+    <w:panose1 w:val="020B0604020202020204"/>
+    <w:charset w:val="01"/>
+    <w:family w:val="swiss"/>
+    <w:pitch w:val="default"/>
+    <w:sig w:usb0="E0002EFF" w:usb1="C000785B" w:usb2="00000009" w:usb3="00000000" w:csb0="400001FF" w:csb1="FFFF0000"/>
+  </w:font>
+  <w:font w:name="黑体">
+    <w:panose1 w:val="02010609060101010101"/>
+    <w:charset w:val="86"/>
+    <w:family w:val="auto"/>
+    <w:pitch w:val="default"/>
+    <w:sig w:usb0="800002BF" w:usb1="38CF7CFA" w:usb2="00000016" w:usb3="00000000" w:csb0="00040001" w:csb1="00000000"/>
+  </w:font>
+  <w:font w:name="Courier New">
+    <w:panose1 w:val="02070309020205020404"/>
+    <w:charset w:val="01"/>
+    <w:family w:val="modern"/>
+    <w:pitch w:val="default"/>
+    <w:sig w:usb0="E0002EFF" w:usb1="C0007843" w:usb2="00000009" w:usb3="00000000" w:csb0="400001FF" w:csb1="FFFF0000"/>
+  </w:font>
+  <w:font w:name="Symbol">
+    <w:panose1 w:val="05050102010706020507"/>
+    <w:charset w:val="02"/>
+    <w:family w:val="roman"/>
+    <w:pitch w:val="default"/>
+    <w:sig w:usb0="00000000" w:usb1="00000000" w:usb2="00000000" w:usb3="00000000" w:csb0="80000000" w:csb1="00000000"/>
+  </w:font>
+  <w:font w:name="Calibri">
+    <w:panose1 w:val="020F0502020204030204"/>
+    <w:charset w:val="00"/>
+    <w:family w:val="swiss"/>
+    <w:pitch w:val="default"/>
+    <w:sig w:usb0="E4002EFF" w:usb1="C200247B" w:usb2="00000009" w:usb3="00000000" w:csb0="200001FF" w:csb1="00000000"/>
+  </w:font>
+  <w:font w:name="微软雅黑">
+    <w:panose1 w:val="020B0503020204020204"/>
+    <w:charset w:val="86"/>
+    <w:family w:val="auto"/>
+    <w:pitch w:val="default"/>
+    <w:sig w:usb0="80000287" w:usb1="2ACF3C50" w:usb2="00000016" w:usb3="00000000" w:csb0="0004001F" w:csb1="00000000"/>
+  </w:font>
+</w:fonts>
+</file>
+
+<file path=word\footer1.xml><?xml version="1.0" encoding="utf-8"?>
 <w:ftr xmlns:wpc="http://schemas.microsoft.com/office/word/2010/wordprocessingCanvas" xmlns:mc="http://schemas.openxmlformats.org/markup-compatibility/2006" xmlns:o="urn:schemas-microsoft-com:office:office" xmlns:r="http://schemas.openxmlformats.org/officeDocument/2006/relationships" xmlns:m="http://schemas.openxmlformats.org/officeDocument/2006/math" xmlns:v="urn:schemas-microsoft-com:vml" xmlns:wp14="http://schemas.microsoft.com/office/word/2010/wordprocessingDrawing" xmlns:wp="http://schemas.openxmlformats.org/drawingml/2006/wordprocessingDrawing" xmlns:w10="urn:schemas-microsoft-com:office:word" xmlns:w="http://schemas.openxmlformats.org/wordprocessingml/2006/main" xmlns:w14="http://schemas.microsoft.com/office/word/2010/wordml" xmlns:w15="http://schemas.microsoft.com/office/word/2012/wordml" xmlns:wpg="http://schemas.microsoft.com/office/word/2010/wordprocessingGroup" xmlns:wpi="http://schemas.microsoft.com/office/word/2010/wordprocessingInk" xmlns:wne="http://schemas.microsoft.com/office/word/2006/wordml" xmlns:wps="http://schemas.microsoft.com/office/word/2010/wordprocessingShape" xmlns:wpsCustomData="http://www.wps.cn/officeDocument/2013/wpsCustomData" mc:Ignorable="w14 w15 wp14">
   <w:p>
     <w:pPr>
@@ -6523,7 +6723,7 @@
 </w:ftr>
 </file>
 
-<file path=word/numbering.xml><?xml version="1.0" encoding="utf-8"?>
+<file path=word\numbering.xml><?xml version="1.0" encoding="utf-8"?>
 <w:numbering xmlns:wpc="http://schemas.microsoft.com/office/word/2010/wordprocessingCanvas" xmlns:mc="http://schemas.openxmlformats.org/markup-compatibility/2006" xmlns:o="urn:schemas-microsoft-com:office:office" xmlns:r="http://schemas.openxmlformats.org/officeDocument/2006/relationships" xmlns:m="http://schemas.openxmlformats.org/officeDocument/2006/math" xmlns:v="urn:schemas-microsoft-com:vml" xmlns:wp14="http://schemas.microsoft.com/office/word/2010/wordprocessingDrawing" xmlns:wp="http://schemas.openxmlformats.org/drawingml/2006/wordprocessingDrawing" xmlns:w10="urn:schemas-microsoft-com:office:word" xmlns:w="http://schemas.openxmlformats.org/wordprocessingml/2006/main" xmlns:w14="http://schemas.microsoft.com/office/word/2010/wordml" xmlns:wpg="http://schemas.microsoft.com/office/word/2010/wordprocessingGroup" xmlns:wpi="http://schemas.microsoft.com/office/word/2010/wordprocessingInk" xmlns:wne="http://schemas.microsoft.com/office/word/2006/wordml" xmlns:wps="http://schemas.microsoft.com/office/word/2010/wordprocessingShape" xmlns:wpsCustomData="http://www.wps.cn/officeDocument/2013/wpsCustomData" mc:Ignorable="w14 wp14">
   <w:abstractNum w:abstractNumId="0">
     <w:nsid w:val="0053208E"/>
@@ -6557,7 +6757,43 @@
 </w:numbering>
 </file>
 
-<file path=word/styles.xml><?xml version="1.0" encoding="utf-8"?>
+<file path=word\settings.xml><?xml version="1.0" encoding="utf-8"?>
+<w:settings xmlns:mc="http://schemas.openxmlformats.org/markup-compatibility/2006" xmlns:o="urn:schemas-microsoft-com:office:office" xmlns:r="http://schemas.openxmlformats.org/officeDocument/2006/relationships" xmlns:m="http://schemas.openxmlformats.org/officeDocument/2006/math" xmlns:v="urn:schemas-microsoft-com:vml" xmlns:w10="urn:schemas-microsoft-com:office:word" xmlns:w="http://schemas.openxmlformats.org/wordprocessingml/2006/main" xmlns:w14="http://schemas.microsoft.com/office/word/2010/wordml" xmlns:sl="http://schemas.openxmlformats.org/schemaLibrary/2006/main" xmlns:wpsCustomData="http://www.wps.cn/officeDocument/2013/wpsCustomData" mc:Ignorable="w14">
+  <w:zoom w:percent="130"/>
+  <w:displayBackgroundShape w:val="1"/>
+  <w:documentProtection w:enforcement="0"/>
+  <w:compat>
+    <w:useFELayout/>
+    <w:compatSetting w:name="compatibilityMode" w:uri="http://schemas.microsoft.com/office/word" w:val="15"/>
+  </w:compat>
+  <w:rsids>
+    <w:rsidRoot w:val="00000000"/>
+    <w:rsid w:val="10DE428A"/>
+    <w:rsid w:val="74EA12B2"/>
+  </w:rsids>
+  <m:mathPr>
+    <m:brkBin m:val="before"/>
+    <m:brkBinSub m:val="--"/>
+    <m:smallFrac m:val="0"/>
+    <m:dispDef/>
+    <m:lMargin m:val="0"/>
+    <m:rMargin m:val="0"/>
+    <m:defJc m:val="centerGroup"/>
+    <m:wrapIndent m:val="1440"/>
+    <m:intLim m:val="subSup"/>
+    <m:naryLim m:val="undOvr"/>
+  </m:mathPr>
+  <w:themeFontLang w:val="en-US" w:eastAsia="zh-CN"/>
+  <w:clrSchemeMapping w:bg1="light1" w:t1="dark1" w:bg2="light2" w:t2="dark2" w:accent1="accent1" w:accent2="accent2" w:accent3="accent3" w:accent4="accent4" w:accent5="accent5" w:accent6="accent6" w:hyperlink="hyperlink" w:followedHyperlink="followedHyperlink"/>
+  <mc:AlternateContent>
+    <mc:Choice Requires="wpsCustomData">
+      <wpsCustomData:typoFeatureVersion val="1"/>
+    </mc:Choice>
+  </mc:AlternateContent>
+</w:settings>
+</file>
+
+<file path=word\styles.xml><?xml version="1.0" encoding="utf-8"?>
 <w:styles xmlns:mc="http://schemas.openxmlformats.org/markup-compatibility/2006" xmlns:o="urn:schemas-microsoft-com:office:office" xmlns:r="http://schemas.openxmlformats.org/officeDocument/2006/relationships" xmlns:m="http://schemas.openxmlformats.org/officeDocument/2006/math" xmlns:v="urn:schemas-microsoft-com:vml" xmlns:w="http://schemas.openxmlformats.org/wordprocessingml/2006/main" xmlns:w14="http://schemas.microsoft.com/office/word/2010/wordml" xmlns:w10="urn:schemas-microsoft-com:office:word" xmlns:sl="http://schemas.openxmlformats.org/schemaLibrary/2006/main" xmlns:wpsCustomData="http://www.wps.cn/officeDocument/2013/wpsCustomData" mc:Ignorable="w14">
   <w:docDefaults>
     <w:rPrDefault>
@@ -7031,7 +7267,7 @@
 </w:styles>
 </file>
 
-<file path=word/theme/theme1.xml><?xml version="1.0" encoding="utf-8"?>
+<file path=word\theme\theme1.xml><?xml version="1.0" encoding="utf-8"?>
 <a:theme xmlns:a="http://schemas.openxmlformats.org/drawingml/2006/main" name="Office">
   <a:themeElements>
     <a:clrScheme name="Office">

--- a/游戏的规则与操作教程.docx
+++ b/游戏的规则与操作教程.docx
@@ -1,42 +1,5 @@
 
-<file path=docProps\app.xml><?xml version="1.0" encoding="utf-8"?>
-<Properties xmlns="http://schemas.openxmlformats.org/officeDocument/2006/extended-properties" xmlns:vt="http://schemas.openxmlformats.org/officeDocument/2006/docPropsVTypes">
-  <Pages>12</Pages>
-  <Words>4574</Words>
-  <Characters>5619</Characters>
-  <TotalTime>1</TotalTime>
-  <ScaleCrop>false</ScaleCrop>
-  <LinksUpToDate>false</LinksUpToDate>
-  <CharactersWithSpaces>6355</CharactersWithSpaces>
-  <Application>WPS Office_12.1.0.26895_F1E327BC-269C-435d-A152-05C5408002CA</Application>
-</Properties>
-</file>
-
-<file path=docProps\core.xml><?xml version="1.0" encoding="utf-8"?>
-<cp:coreProperties xmlns:cp="http://schemas.openxmlformats.org/package/2006/metadata/core-properties" xmlns:dc="http://purl.org/dc/elements/1.1/" xmlns:dcterms="http://purl.org/dc/terms/" xmlns:dcmitype="http://purl.org/dc/dcmitype/" xmlns:xsi="http://www.w3.org/2001/XMLSchema-instance">
-  <dcterms:created xsi:type="dcterms:W3CDTF">2026-08-03T14:48:00Z</dcterms:created>
-  <dc:creator>Un-named</dc:creator>
-  <cp:lastModifiedBy>test</cp:lastModifiedBy>
-  <dcterms:modified xsi:type="dcterms:W3CDTF">2026-08-04T03:15:01Z</dcterms:modified>
-  <cp:revision>1</cp:revision>
-</cp:coreProperties>
-</file>
-
-<file path=docProps\custom.xml><?xml version="1.0" encoding="utf-8"?>
-<Properties xmlns="http://schemas.openxmlformats.org/officeDocument/2006/custom-properties" xmlns:vt="http://schemas.openxmlformats.org/officeDocument/2006/docPropsVTypes">
-  <property fmtid="{D5CDD505-2E9C-101B-9397-08002B2CF9AE}" pid="2" name="KSOTemplateDocerSaveRecord">
-    <vt:lpwstr>eyJoZGlkIjoiZGE2ZTM5N2I3NTlkNWE4MmFkZmVlOTQ2NGYwMDliNWYiLCJ1c2VySWQiOiI5NTkzOTkzOTcifQ==</vt:lpwstr>
-  </property>
-  <property fmtid="{D5CDD505-2E9C-101B-9397-08002B2CF9AE}" pid="3" name="KSOProductBuildVer">
-    <vt:lpwstr>2052-12.1.0.26895</vt:lpwstr>
-  </property>
-  <property fmtid="{D5CDD505-2E9C-101B-9397-08002B2CF9AE}" pid="4" name="ICV">
-    <vt:lpwstr>00405FE94D80465CA28C89C7E349E559_12</vt:lpwstr>
-  </property>
-</Properties>
-</file>
-
-<file path=word\document.xml><?xml version="1.0" encoding="utf-8"?>
+<file path=word/document.xml><?xml version="1.0" encoding="utf-8"?>
 <w:document xmlns:wpc="http://schemas.microsoft.com/office/word/2010/wordprocessingCanvas" xmlns:mc="http://schemas.openxmlformats.org/markup-compatibility/2006" xmlns:o="urn:schemas-microsoft-com:office:office" xmlns:r="http://schemas.openxmlformats.org/officeDocument/2006/relationships" xmlns:m="http://schemas.openxmlformats.org/officeDocument/2006/math" xmlns:v="urn:schemas-microsoft-com:vml" xmlns:wp14="http://schemas.microsoft.com/office/word/2010/wordprocessingDrawing" xmlns:wp="http://schemas.openxmlformats.org/drawingml/2006/wordprocessingDrawing" xmlns:w="http://schemas.openxmlformats.org/wordprocessingml/2006/main" xmlns:w14="http://schemas.microsoft.com/office/word/2010/wordml" xmlns:w10="urn:schemas-microsoft-com:office:word" xmlns:w15="http://schemas.microsoft.com/office/word/2012/wordml" xmlns:wpg="http://schemas.microsoft.com/office/word/2010/wordprocessingGroup" xmlns:wpi="http://schemas.microsoft.com/office/word/2010/wordprocessingInk" xmlns:wne="http://schemas.microsoft.com/office/word/2006/wordml" xmlns:wps="http://schemas.microsoft.com/office/word/2010/wordprocessingShape" xmlns:wpsCustomData="http://www.wps.cn/officeDocument/2013/wpsCustomData" mc:Ignorable="w14 w15 wp14">
   <w:body>
     <w:p>
@@ -4950,7 +4913,7 @@
           <w:sz w:val="21"/>
           <w:szCs w:val="21"/>
         </w:rPr>
-        <w:t>掉线处理：断线弹窗仅提供"返回主菜单"，不做重试</w:t>
+        <w:t xml:space="preserve">掉线处理：断线后提供最长 1 分钟（60 秒）自动重连宽限，重连成功则继续原对局、不扣分；超过宽限仍未恢复才弹出断线弹窗（仅提供"返回主菜单"），并按退出方判负结算 ELO。休闲模式不计算 ELO，断线即结束、无重连宽限。</w:t>
       </w:r>
       <w:r>
         <w:rPr>
@@ -5017,7 +4980,7 @@
           <w:sz w:val="21"/>
           <w:szCs w:val="21"/>
         </w:rPr>
-        <w:t>每局结束由房主上报双方结果，服务器按 ELO 公式计算新积分：胜方加分、负方扣分；分差越大，弱方获胜或强方落败时变化越明显；平局小幅微调（单局约 ±32 分）。</w:t>
+        <w:t xml:space="preserve">每局结束双方结果上报服务器，按 ELO 公式计算新积分：胜方加分、负方扣分；分差越大，弱方获胜或强方落败时变化越明显；平局小幅微调（单局约 ±32 分）。正常结束由房主上报；中途退出/解散由退出方上报、对手收到后也上报同一结果，服务器按房间码（房间号#局次）去重，结果一致、不重复扣分。</w:t>
       </w:r>
     </w:p>
     <w:p>
@@ -5036,7 +4999,7 @@
           <w:sz w:val="21"/>
           <w:szCs w:val="21"/>
         </w:rPr>
-        <w:t>中途退出（含掉线）判负：主动退出或掉线方本局计负并扣除 ELO，对手计胜。</w:t>
+        <w:t xml:space="preserve">中途退出/掉线判负：主动退出或掉线（超过 1 分钟重连宽限仍未恢复）方本局计负并扣除 ELO，对手计胜；房主主动解散/退出房间同样判房主负、扣 ELO（与访客掉线对称），访客收到房主解散则结算为访客获胜、房主判负。正常打完按实际胜负结算。</w:t>
       </w:r>
     </w:p>
     <w:p>
@@ -6588,75 +6551,7 @@
 </w:document>
 </file>
 
-<file path=word\fontTable.xml><?xml version="1.0" encoding="utf-8"?>
-<w:fonts xmlns:mc="http://schemas.openxmlformats.org/markup-compatibility/2006" xmlns:r="http://schemas.openxmlformats.org/officeDocument/2006/relationships" xmlns:w="http://schemas.openxmlformats.org/wordprocessingml/2006/main" xmlns:w14="http://schemas.microsoft.com/office/word/2010/wordml" mc:Ignorable="w14">
-  <w:font w:name="Times New Roman">
-    <w:panose1 w:val="02020603050405020304"/>
-    <w:charset w:val="00"/>
-    <w:family w:val="roman"/>
-    <w:pitch w:val="variable"/>
-    <w:sig w:usb0="20007A87" w:usb1="80000000" w:usb2="00000008" w:usb3="00000000" w:csb0="000001FF" w:csb1="00000000"/>
-  </w:font>
-  <w:font w:name="宋体">
-    <w:panose1 w:val="02010600030101010101"/>
-    <w:charset w:val="86"/>
-    <w:family w:val="auto"/>
-    <w:pitch w:val="default"/>
-    <w:sig w:usb0="00000203" w:usb1="288F0000" w:usb2="00000006" w:usb3="00000000" w:csb0="00040001" w:csb1="00000000"/>
-  </w:font>
-  <w:font w:name="Wingdings">
-    <w:panose1 w:val="05000000000000000000"/>
-    <w:charset w:val="02"/>
-    <w:family w:val="auto"/>
-    <w:pitch w:val="default"/>
-    <w:sig w:usb0="00000000" w:usb1="00000000" w:usb2="00000000" w:usb3="00000000" w:csb0="80000000" w:csb1="00000000"/>
-  </w:font>
-  <w:font w:name="Arial">
-    <w:panose1 w:val="020B0604020202020204"/>
-    <w:charset w:val="01"/>
-    <w:family w:val="swiss"/>
-    <w:pitch w:val="default"/>
-    <w:sig w:usb0="E0002EFF" w:usb1="C000785B" w:usb2="00000009" w:usb3="00000000" w:csb0="400001FF" w:csb1="FFFF0000"/>
-  </w:font>
-  <w:font w:name="黑体">
-    <w:panose1 w:val="02010609060101010101"/>
-    <w:charset w:val="86"/>
-    <w:family w:val="auto"/>
-    <w:pitch w:val="default"/>
-    <w:sig w:usb0="800002BF" w:usb1="38CF7CFA" w:usb2="00000016" w:usb3="00000000" w:csb0="00040001" w:csb1="00000000"/>
-  </w:font>
-  <w:font w:name="Courier New">
-    <w:panose1 w:val="02070309020205020404"/>
-    <w:charset w:val="01"/>
-    <w:family w:val="modern"/>
-    <w:pitch w:val="default"/>
-    <w:sig w:usb0="E0002EFF" w:usb1="C0007843" w:usb2="00000009" w:usb3="00000000" w:csb0="400001FF" w:csb1="FFFF0000"/>
-  </w:font>
-  <w:font w:name="Symbol">
-    <w:panose1 w:val="05050102010706020507"/>
-    <w:charset w:val="02"/>
-    <w:family w:val="roman"/>
-    <w:pitch w:val="default"/>
-    <w:sig w:usb0="00000000" w:usb1="00000000" w:usb2="00000000" w:usb3="00000000" w:csb0="80000000" w:csb1="00000000"/>
-  </w:font>
-  <w:font w:name="Calibri">
-    <w:panose1 w:val="020F0502020204030204"/>
-    <w:charset w:val="00"/>
-    <w:family w:val="swiss"/>
-    <w:pitch w:val="default"/>
-    <w:sig w:usb0="E4002EFF" w:usb1="C200247B" w:usb2="00000009" w:usb3="00000000" w:csb0="200001FF" w:csb1="00000000"/>
-  </w:font>
-  <w:font w:name="微软雅黑">
-    <w:panose1 w:val="020B0503020204020204"/>
-    <w:charset w:val="86"/>
-    <w:family w:val="auto"/>
-    <w:pitch w:val="default"/>
-    <w:sig w:usb0="80000287" w:usb1="2ACF3C50" w:usb2="00000016" w:usb3="00000000" w:csb0="0004001F" w:csb1="00000000"/>
-  </w:font>
-</w:fonts>
-</file>
-
-<file path=word\footer1.xml><?xml version="1.0" encoding="utf-8"?>
+<file path=word/footer1.xml><?xml version="1.0" encoding="utf-8"?>
 <w:ftr xmlns:wpc="http://schemas.microsoft.com/office/word/2010/wordprocessingCanvas" xmlns:mc="http://schemas.openxmlformats.org/markup-compatibility/2006" xmlns:o="urn:schemas-microsoft-com:office:office" xmlns:r="http://schemas.openxmlformats.org/officeDocument/2006/relationships" xmlns:m="http://schemas.openxmlformats.org/officeDocument/2006/math" xmlns:v="urn:schemas-microsoft-com:vml" xmlns:wp14="http://schemas.microsoft.com/office/word/2010/wordprocessingDrawing" xmlns:wp="http://schemas.openxmlformats.org/drawingml/2006/wordprocessingDrawing" xmlns:w10="urn:schemas-microsoft-com:office:word" xmlns:w="http://schemas.openxmlformats.org/wordprocessingml/2006/main" xmlns:w14="http://schemas.microsoft.com/office/word/2010/wordml" xmlns:w15="http://schemas.microsoft.com/office/word/2012/wordml" xmlns:wpg="http://schemas.microsoft.com/office/word/2010/wordprocessingGroup" xmlns:wpi="http://schemas.microsoft.com/office/word/2010/wordprocessingInk" xmlns:wne="http://schemas.microsoft.com/office/word/2006/wordml" xmlns:wps="http://schemas.microsoft.com/office/word/2010/wordprocessingShape" xmlns:wpsCustomData="http://www.wps.cn/officeDocument/2013/wpsCustomData" mc:Ignorable="w14 w15 wp14">
   <w:p>
     <w:pPr>
@@ -6723,7 +6618,7 @@
 </w:ftr>
 </file>
 
-<file path=word\numbering.xml><?xml version="1.0" encoding="utf-8"?>
+<file path=word/numbering.xml><?xml version="1.0" encoding="utf-8"?>
 <w:numbering xmlns:wpc="http://schemas.microsoft.com/office/word/2010/wordprocessingCanvas" xmlns:mc="http://schemas.openxmlformats.org/markup-compatibility/2006" xmlns:o="urn:schemas-microsoft-com:office:office" xmlns:r="http://schemas.openxmlformats.org/officeDocument/2006/relationships" xmlns:m="http://schemas.openxmlformats.org/officeDocument/2006/math" xmlns:v="urn:schemas-microsoft-com:vml" xmlns:wp14="http://schemas.microsoft.com/office/word/2010/wordprocessingDrawing" xmlns:wp="http://schemas.openxmlformats.org/drawingml/2006/wordprocessingDrawing" xmlns:w10="urn:schemas-microsoft-com:office:word" xmlns:w="http://schemas.openxmlformats.org/wordprocessingml/2006/main" xmlns:w14="http://schemas.microsoft.com/office/word/2010/wordml" xmlns:wpg="http://schemas.microsoft.com/office/word/2010/wordprocessingGroup" xmlns:wpi="http://schemas.microsoft.com/office/word/2010/wordprocessingInk" xmlns:wne="http://schemas.microsoft.com/office/word/2006/wordml" xmlns:wps="http://schemas.microsoft.com/office/word/2010/wordprocessingShape" xmlns:wpsCustomData="http://www.wps.cn/officeDocument/2013/wpsCustomData" mc:Ignorable="w14 wp14">
   <w:abstractNum w:abstractNumId="0">
     <w:nsid w:val="0053208E"/>
@@ -6757,43 +6652,7 @@
 </w:numbering>
 </file>
 
-<file path=word\settings.xml><?xml version="1.0" encoding="utf-8"?>
-<w:settings xmlns:mc="http://schemas.openxmlformats.org/markup-compatibility/2006" xmlns:o="urn:schemas-microsoft-com:office:office" xmlns:r="http://schemas.openxmlformats.org/officeDocument/2006/relationships" xmlns:m="http://schemas.openxmlformats.org/officeDocument/2006/math" xmlns:v="urn:schemas-microsoft-com:vml" xmlns:w10="urn:schemas-microsoft-com:office:word" xmlns:w="http://schemas.openxmlformats.org/wordprocessingml/2006/main" xmlns:w14="http://schemas.microsoft.com/office/word/2010/wordml" xmlns:sl="http://schemas.openxmlformats.org/schemaLibrary/2006/main" xmlns:wpsCustomData="http://www.wps.cn/officeDocument/2013/wpsCustomData" mc:Ignorable="w14">
-  <w:zoom w:percent="130"/>
-  <w:displayBackgroundShape w:val="1"/>
-  <w:documentProtection w:enforcement="0"/>
-  <w:compat>
-    <w:useFELayout/>
-    <w:compatSetting w:name="compatibilityMode" w:uri="http://schemas.microsoft.com/office/word" w:val="15"/>
-  </w:compat>
-  <w:rsids>
-    <w:rsidRoot w:val="00000000"/>
-    <w:rsid w:val="10DE428A"/>
-    <w:rsid w:val="74EA12B2"/>
-  </w:rsids>
-  <m:mathPr>
-    <m:brkBin m:val="before"/>
-    <m:brkBinSub m:val="--"/>
-    <m:smallFrac m:val="0"/>
-    <m:dispDef/>
-    <m:lMargin m:val="0"/>
-    <m:rMargin m:val="0"/>
-    <m:defJc m:val="centerGroup"/>
-    <m:wrapIndent m:val="1440"/>
-    <m:intLim m:val="subSup"/>
-    <m:naryLim m:val="undOvr"/>
-  </m:mathPr>
-  <w:themeFontLang w:val="en-US" w:eastAsia="zh-CN"/>
-  <w:clrSchemeMapping w:bg1="light1" w:t1="dark1" w:bg2="light2" w:t2="dark2" w:accent1="accent1" w:accent2="accent2" w:accent3="accent3" w:accent4="accent4" w:accent5="accent5" w:accent6="accent6" w:hyperlink="hyperlink" w:followedHyperlink="followedHyperlink"/>
-  <mc:AlternateContent>
-    <mc:Choice Requires="wpsCustomData">
-      <wpsCustomData:typoFeatureVersion val="1"/>
-    </mc:Choice>
-  </mc:AlternateContent>
-</w:settings>
-</file>
-
-<file path=word\styles.xml><?xml version="1.0" encoding="utf-8"?>
+<file path=word/styles.xml><?xml version="1.0" encoding="utf-8"?>
 <w:styles xmlns:mc="http://schemas.openxmlformats.org/markup-compatibility/2006" xmlns:o="urn:schemas-microsoft-com:office:office" xmlns:r="http://schemas.openxmlformats.org/officeDocument/2006/relationships" xmlns:m="http://schemas.openxmlformats.org/officeDocument/2006/math" xmlns:v="urn:schemas-microsoft-com:vml" xmlns:w="http://schemas.openxmlformats.org/wordprocessingml/2006/main" xmlns:w14="http://schemas.microsoft.com/office/word/2010/wordml" xmlns:w10="urn:schemas-microsoft-com:office:word" xmlns:sl="http://schemas.openxmlformats.org/schemaLibrary/2006/main" xmlns:wpsCustomData="http://www.wps.cn/officeDocument/2013/wpsCustomData" mc:Ignorable="w14">
   <w:docDefaults>
     <w:rPrDefault>
@@ -7267,7 +7126,7 @@
 </w:styles>
 </file>
 
-<file path=word\theme\theme1.xml><?xml version="1.0" encoding="utf-8"?>
+<file path=word/theme/theme1.xml><?xml version="1.0" encoding="utf-8"?>
 <a:theme xmlns:a="http://schemas.openxmlformats.org/drawingml/2006/main" name="Office">
   <a:themeElements>
     <a:clrScheme name="Office">
